--- a/docking_station/Hardware/reference/Documentation_WIP.docx
+++ b/docking_station/Hardware/reference/Documentation_WIP.docx
@@ -32,6 +32,7 @@
       <w:r>
         <w:rPr>
           <w:rFonts w:ascii="Symbol" w:hAnsi="Symbol"/>
+          <w:noProof/>
         </w:rPr>
         <mc:AlternateContent>
           <mc:Choice Requires="wps">
@@ -124,6 +125,7 @@
       <w:r>
         <w:rPr>
           <w:rFonts w:ascii="Symbol" w:hAnsi="Symbol"/>
+          <w:noProof/>
         </w:rPr>
         <w:drawing>
           <wp:anchor distT="0" distB="0" distL="114300" distR="114300" simplePos="0" relativeHeight="251660288" behindDoc="0" locked="0" layoutInCell="1" allowOverlap="1" wp14:anchorId="6981801F" wp14:editId="1F28E2FF">
@@ -340,14 +342,8 @@
     <w:p>
       <w:pPr>
         <w:pStyle w:val="FIRO2"/>
-        <w:rPr>
-          <w:color w:val="3A3A3A" w:themeColor="background2" w:themeShade="40"/>
-        </w:rPr>
-      </w:pPr>
-      <w:r>
-        <w:rPr>
-          <w:color w:val="3A3A3A" w:themeColor="background2" w:themeShade="40"/>
-        </w:rPr>
+      </w:pPr>
+      <w:r>
         <w:t>Description</w:t>
       </w:r>
     </w:p>
@@ -498,22 +494,13 @@
     <w:p>
       <w:pPr>
         <w:pStyle w:val="FIRO2"/>
-        <w:rPr>
-          <w:color w:val="3A3A3A" w:themeColor="background2" w:themeShade="40"/>
-        </w:rPr>
       </w:pPr>
     </w:p>
     <w:p>
       <w:pPr>
         <w:pStyle w:val="FIRO2"/>
-        <w:rPr>
-          <w:color w:val="3A3A3A" w:themeColor="background2" w:themeShade="40"/>
-        </w:rPr>
-      </w:pPr>
-      <w:r>
-        <w:rPr>
-          <w:color w:val="3A3A3A" w:themeColor="background2" w:themeShade="40"/>
-        </w:rPr>
+      </w:pPr>
+      <w:r>
         <w:t>Usage</w:t>
       </w:r>
     </w:p>
@@ -1031,7 +1018,19 @@
           <w:rFonts w:ascii="Verdana" w:eastAsia="MS Mincho" w:hAnsi="Verdana" w:cs="Kalinga"/>
         </w:rPr>
         <w:lastRenderedPageBreak/>
-        <w:t>CUR TSH – sets the current cutoff value in range of 0 to 330mA. This current includes the controller’s internal logic current, so setting this value too low can result in the device never shutting down.</w:t>
+        <w:t xml:space="preserve">CUR TSH – sets the current cutoff value in range of 0 to </w:t>
+      </w:r>
+      <w:r>
+        <w:rPr>
+          <w:rFonts w:ascii="Verdana" w:eastAsia="MS Mincho" w:hAnsi="Verdana" w:cs="Kalinga"/>
+        </w:rPr>
+        <w:t>~500</w:t>
+      </w:r>
+      <w:r>
+        <w:rPr>
+          <w:rFonts w:ascii="Verdana" w:eastAsia="MS Mincho" w:hAnsi="Verdana" w:cs="Kalinga"/>
+        </w:rPr>
+        <w:t>mA. This current includes the controller’s internal logic current, so setting this value too low can result in the device never shutting down.</w:t>
       </w:r>
     </w:p>
     <w:p>
@@ -1143,14 +1142,8 @@
     <w:p>
       <w:pPr>
         <w:pStyle w:val="FIRO2"/>
-        <w:rPr>
-          <w:color w:val="3A3A3A" w:themeColor="background2" w:themeShade="40"/>
-        </w:rPr>
-      </w:pPr>
-      <w:r>
-        <w:rPr>
-          <w:color w:val="3A3A3A" w:themeColor="background2" w:themeShade="40"/>
-        </w:rPr>
+      </w:pPr>
+      <w:r>
         <w:t>Pinout</w:t>
       </w:r>
     </w:p>
@@ -1158,9 +1151,6 @@
       <w:pPr>
         <w:pStyle w:val="FIRO2"/>
         <w:jc w:val="center"/>
-        <w:rPr>
-          <w:color w:val="3A3A3A" w:themeColor="background2" w:themeShade="40"/>
-        </w:rPr>
       </w:pPr>
       <w:r>
         <w:rPr>
@@ -1212,14 +1202,8 @@
     <w:p>
       <w:pPr>
         <w:pStyle w:val="FIRO2"/>
-        <w:rPr>
-          <w:color w:val="3A3A3A" w:themeColor="background2" w:themeShade="40"/>
-        </w:rPr>
-      </w:pPr>
-      <w:r>
-        <w:rPr>
-          <w:color w:val="3A3A3A" w:themeColor="background2" w:themeShade="40"/>
-        </w:rPr>
+      </w:pPr>
+      <w:r>
         <w:t>Troubleshooting</w:t>
       </w:r>
     </w:p>
@@ -1267,14 +1251,8 @@
     <w:p>
       <w:pPr>
         <w:pStyle w:val="FIRO2"/>
-        <w:rPr>
-          <w:color w:val="3A3A3A" w:themeColor="background2" w:themeShade="40"/>
-        </w:rPr>
-      </w:pPr>
-      <w:r>
-        <w:rPr>
-          <w:color w:val="3A3A3A" w:themeColor="background2" w:themeShade="40"/>
-        </w:rPr>
+      </w:pPr>
+      <w:r>
         <w:t>Requirements</w:t>
       </w:r>
     </w:p>
@@ -1395,14 +1373,8 @@
     <w:p>
       <w:pPr>
         <w:pStyle w:val="FIRO2"/>
-        <w:rPr>
-          <w:color w:val="3A3A3A" w:themeColor="background2" w:themeShade="40"/>
-        </w:rPr>
-      </w:pPr>
-      <w:r>
-        <w:rPr>
-          <w:color w:val="3A3A3A" w:themeColor="background2" w:themeShade="40"/>
-        </w:rPr>
+      </w:pPr>
+      <w:r>
         <w:t>Components</w:t>
       </w:r>
     </w:p>
@@ -1436,14 +1408,8 @@
     <w:p>
       <w:pPr>
         <w:pStyle w:val="FIRO2"/>
-        <w:rPr>
-          <w:color w:val="3A3A3A" w:themeColor="background2" w:themeShade="40"/>
-        </w:rPr>
-      </w:pPr>
-      <w:r>
-        <w:rPr>
-          <w:color w:val="3A3A3A" w:themeColor="background2" w:themeShade="40"/>
-        </w:rPr>
+      </w:pPr>
+      <w:r>
         <w:t>Schematic</w:t>
       </w:r>
     </w:p>
@@ -1470,14 +1436,8 @@
     <w:p>
       <w:pPr>
         <w:pStyle w:val="FIRO2"/>
-        <w:rPr>
-          <w:color w:val="3A3A3A" w:themeColor="background2" w:themeShade="40"/>
-        </w:rPr>
-      </w:pPr>
-      <w:r>
-        <w:rPr>
-          <w:color w:val="3A3A3A" w:themeColor="background2" w:themeShade="40"/>
-        </w:rPr>
+      </w:pPr>
+      <w:r>
         <w:t>Layout</w:t>
       </w:r>
     </w:p>
@@ -1555,14 +1515,8 @@
     <w:p>
       <w:pPr>
         <w:pStyle w:val="FIRO2"/>
-        <w:rPr>
-          <w:color w:val="3A3A3A" w:themeColor="background2" w:themeShade="40"/>
-        </w:rPr>
-      </w:pPr>
-      <w:r>
-        <w:rPr>
-          <w:color w:val="3A3A3A" w:themeColor="background2" w:themeShade="40"/>
-        </w:rPr>
+      </w:pPr>
+      <w:r>
         <w:t>Reference Documentation</w:t>
       </w:r>
     </w:p>
@@ -1610,14 +1564,8 @@
     <w:p>
       <w:pPr>
         <w:pStyle w:val="FIRO2"/>
-        <w:rPr>
-          <w:color w:val="3A3A3A" w:themeColor="background2" w:themeShade="40"/>
-        </w:rPr>
-      </w:pPr>
-      <w:r>
-        <w:rPr>
-          <w:color w:val="3A3A3A" w:themeColor="background2" w:themeShade="40"/>
-        </w:rPr>
+      </w:pPr>
+      <w:r>
         <w:t>Overview</w:t>
       </w:r>
     </w:p>
@@ -1650,14 +1598,8 @@
     <w:p>
       <w:pPr>
         <w:pStyle w:val="FIRO2"/>
-        <w:rPr>
-          <w:color w:val="3A3A3A" w:themeColor="background2" w:themeShade="40"/>
-        </w:rPr>
-      </w:pPr>
-      <w:r>
-        <w:rPr>
-          <w:color w:val="3A3A3A" w:themeColor="background2" w:themeShade="40"/>
-        </w:rPr>
+      </w:pPr>
+      <w:r>
         <w:t>Manufacturing Considerations</w:t>
       </w:r>
     </w:p>
@@ -1703,14 +1645,8 @@
     <w:p>
       <w:pPr>
         <w:pStyle w:val="FIRO2"/>
-        <w:rPr>
-          <w:color w:val="3A3A3A" w:themeColor="background2" w:themeShade="40"/>
-        </w:rPr>
-      </w:pPr>
-      <w:r>
-        <w:rPr>
-          <w:color w:val="3A3A3A" w:themeColor="background2" w:themeShade="40"/>
-        </w:rPr>
+      </w:pPr>
+      <w:r>
         <w:t>Assembly Instructions</w:t>
       </w:r>
     </w:p>
@@ -1730,14 +1666,8 @@
     <w:p>
       <w:pPr>
         <w:pStyle w:val="FIRO2"/>
-        <w:rPr>
-          <w:color w:val="3A3A3A" w:themeColor="background2" w:themeShade="40"/>
-        </w:rPr>
-      </w:pPr>
-      <w:r>
-        <w:rPr>
-          <w:color w:val="3A3A3A" w:themeColor="background2" w:themeShade="40"/>
-        </w:rPr>
+      </w:pPr>
+      <w:r>
         <w:t>Testing</w:t>
       </w:r>
     </w:p>
@@ -4570,9 +4500,11 @@
   </w:compat>
   <w:rsids>
     <w:rsidRoot w:val="006155BE"/>
+    <w:rsid w:val="00005746"/>
     <w:rsid w:val="0045633F"/>
     <w:rsid w:val="006155BE"/>
     <w:rsid w:val="00726B2C"/>
+    <w:rsid w:val="009B14E0"/>
     <w:rsid w:val="00AF0563"/>
     <w:rsid w:val="00C869A2"/>
     <w:rsid w:val="00FD6137"/>
